--- a/00WorkHstr/00Basic_Setup_Package/Basic_Trading_Environment_Setup.docx
+++ b/00WorkHstr/00Basic_Setup_Package/Basic_Trading_Environment_Setup.docx
@@ -45,6 +45,9 @@
           <w:szCs w:val="18"/>
         </w:rPr>
         <w:t>V3.2 (2026-05-30) · 변경: 3.2.2 마이크로구조(OI/taker) 실측·활용 검증 추가</w:t>
+      </w:r>
+      <w:r>
+        <w:t xml:space="preserve">  /  V3.3 (2026-06-12) · 변경: 4.7 G드라이브 폴더분류·프로젝트 연계 원칙 추가(캡틴 구술)</w:t>
       </w:r>
     </w:p>
     <w:p>
@@ -1559,6 +1562,118 @@
     <w:p>
       <w:r>
         <w:br w:type="page"/>
+      </w:r>
+    </w:p>
+    <w:p>
+      <w:pPr>
+        <w:pStyle w:val="Heading2"/>
+      </w:pPr>
+      <w:r>
+        <w:t>4.7 G드라이브 폴더분류·프로젝트 연계 원칙 (2026-06-12 캡틴 확정)</w:t>
+      </w:r>
+    </w:p>
+    <w:p>
+      <w:pPr/>
+      <w:r>
+        <w:t>기준 경로: G:\내 드라이브\00AI개발지식DB\자산관리\유동자산\자동매매\. '(P)' 표시 = 해당 클로드 프로젝트와 직접 연계 — 그 프로젝트의 산출 파일은 반드시 해당 폴더에 저장한다.</w:t>
+      </w:r>
+    </w:p>
+    <w:p>
+      <w:pPr/>
+      <w:r>
+        <w:t>PC 작업폴더 = D:\ML\Verify. 파일명에는 원칙적으로 해당 프로젝트 명칭(번호)을 적용한다(4.5 약식 규칙과 결합: (프로젝트No)Prj_Ch(채팅No)_Stg... ).</w:t>
+      </w:r>
+    </w:p>
+    <w:p>
+      <w:pPr/>
+      <w:r>
+        <w:t>[캡틴 직접 관리 — AI는 기억만 하고 관여하지 않는다]</w:t>
+      </w:r>
+    </w:p>
+    <w:p>
+      <w:pPr>
+        <w:pStyle w:val="ListParagraph"/>
+      </w:pPr>
+      <w:r>
+        <w:t>00 제작노트: 작업일기·히스토리 백업. 캡틴 전담.</w:t>
+      </w:r>
+    </w:p>
+    <w:p>
+      <w:pPr>
+        <w:pStyle w:val="ListParagraph"/>
+      </w:pPr>
+      <w:r>
+        <w:t>01 PlugIn 기능모듈: 알파요소·특수기능의 플러그인화. 하위 '0D 선행지표' = 선행성이 발견된 지표·이론 정리(매우 중요). '0H PlugIn KeyNote with Alpha' = 선행성이 실제 알파상승으로 확인된 내용을 플러그앤플레이로 코딩(캡틴이 별도 요청 시에만 진행).</w:t>
+      </w:r>
+    </w:p>
+    <w:p>
+      <w:pPr>
+        <w:pStyle w:val="ListParagraph"/>
+      </w:pPr>
+      <w:r>
+        <w:t>02 ML트레이딩: ML기법 연구. 캡틴이 검색·정리.</w:t>
+      </w:r>
+    </w:p>
+    <w:p>
+      <w:pPr/>
+      <w:r>
+        <w:t>[작업 순서별 — AI가 정리·저장할 대상]</w:t>
+      </w:r>
+    </w:p>
+    <w:p>
+      <w:pPr>
+        <w:pStyle w:val="ListParagraph"/>
+      </w:pPr>
+      <w:r>
+        <w:t>03 InfraA_Mod(P): 진입조건·장세 무관 무작위 진입으로 PF를 최대로 끌어올리는 기법 연구(급변동·횡보 대응 로직). 어느 정도 완성 — 추가 작업 없어 보임.</w:t>
+      </w:r>
+    </w:p>
+    <w:p>
+      <w:pPr>
+        <w:pStyle w:val="ListParagraph"/>
+      </w:pPr>
+      <w:r>
+        <w:t>04 IDEA4Concept(P): 지표·이론 연구 중 생긴 조합·필터링 아이디어를 가볍게 제작·정리하는 아이디어 탱크. 향후 주식투자봇·환율투자봇 등으로 확장.</w:t>
+      </w:r>
+    </w:p>
+    <w:p>
+      <w:pPr>
+        <w:pStyle w:val="ListParagraph"/>
+      </w:pPr>
+      <w:r>
+        <w:t>05 Alpha_Up(P): 03·04에서 정리된 내용을 실제 매매봇 형태로 만들어 발전시켜 알파상승을 확인.</w:t>
+      </w:r>
+    </w:p>
+    <w:p>
+      <w:pPr>
+        <w:pStyle w:val="ListParagraph"/>
+      </w:pPr>
+      <w:r>
+        <w:t>06 ChampBot(P): 05에서 알파상승이 확인된 매매봇을 챔피언시스템에 적용해 지속 수정·발전. ※현재 TS·SW봇은 예외적으로 07Prj에서 진행 중 — 이번 TS·SW 완성 후 다음 매매봇부터는 06Prj에서 완성한다.</w:t>
+      </w:r>
+    </w:p>
+    <w:p>
+      <w:pPr>
+        <w:pStyle w:val="ListParagraph"/>
+      </w:pPr>
+      <w:r>
+        <w:t>07 Rauto(P): 챔피언시스템 자체의 업그레이드. 현재 BTC용 개발·적용 중, 향후 코스피·나스닥·환율·퀀트투자 등으로 확대. (현행 작업 = 07Prj RautoChampSys)</w:t>
+      </w:r>
+    </w:p>
+    <w:p>
+      <w:pPr>
+        <w:pStyle w:val="ListParagraph"/>
+      </w:pPr>
+      <w:r>
+        <w:t>08 BTC거래데이터(P): 향후 연구용 거래소 실시간 데이터 백업. 매주 월요일, 주단위 백업데이터를 이 폴더로 이관. (08Prj_Dauto 수집봇은 이 폴더 연계의 예외적 PC작업이었음)</w:t>
+      </w:r>
+    </w:p>
+    <w:p>
+      <w:pPr>
+        <w:pStyle w:val="ListParagraph"/>
+      </w:pPr>
+      <w:r>
+        <w:t>09 Prototype: 완성된 최종모델 영구저장. 이후 배포본은 해킹 방지를 위해 Secure Coding을 거쳐 컴파일링(외부배포 시 중요).</w:t>
       </w:r>
     </w:p>
     <w:p>

--- a/00WorkHstr/00Basic_Setup_Package/Basic_Trading_Environment_Setup.docx
+++ b/00WorkHstr/00Basic_Setup_Package/Basic_Trading_Environment_Setup.docx
@@ -2582,6 +2582,56 @@
       </w:tr>
     </w:tbl>
     <w:p/>
+    <w:p>
+      <w:r>
+        <w:rPr>
+          <w:b/>
+          <w:sz w:val="28"/>
+          <w:color w:val="1F4E79"/>
+        </w:rPr>
+        <w:t xml:space="preserve">운영 환경 추가 — AWS 원격운영·서비스화·self-locating (2026-06-20 LiveOps, 07Prj_Rauto_Phone_Stg5)</w:t>
+      </w:r>
+    </w:p>
+    <w:p>
+      <w:r>
+        <w:rPr>
+          <w:sz w:val="20"/>
+        </w:rPr>
+        <w:t xml:space="preserve">AWS 원격운영 = SSH 직접접속(OpenSSH+공개키). administrator@ec2amaz-cor6gpg.tail305e55.ts.net · 키 ~/.ssh/rauto_aws(캡틴 PC). Claude가 PC→AWS scp 배포·서비스 재시작·로그·진단 직접 수행(받아치기 종료).</w:t>
+      </w:r>
+    </w:p>
+    <w:p>
+      <w:r>
+        <w:rPr>
+          <w:sz w:val="20"/>
+        </w:rPr>
+        <w:t xml:space="preserve">상시가동 = NSSM 서비스(창없음·AUTO_START·재부팅생존). sshd·Tailscale·RautoControl·DautoCollector 전부 AUTO_START → AWS 재부팅 시 사람 손 없이 자동복구.</w:t>
+      </w:r>
+    </w:p>
+    <w:p>
+      <w:r>
+        <w:rPr>
+          <w:sz w:val="20"/>
+        </w:rPr>
+        <w:t xml:space="preserve">★실행물 self-locating(§1): env 우선 + 드라이브 stat/glob 탐색(REPO·STATE_GLOB·FLAG_DIR). 하드코딩 절대경로 금지. 배치는 군더더기 없이 실행명령만·100% ASCII·CRLF.</w:t>
+      </w:r>
+    </w:p>
+    <w:p>
+      <w:r>
+        <w:rPr>
+          <w:sz w:val="20"/>
+        </w:rPr>
+        <w:t xml:space="preserve">비밀값 = env 또는 rauto_secrets.txt(런타임폴더, git/zip 절대금지). 파일 생성 전 파일명 캡틴 확인(§16).</w:t>
+      </w:r>
+    </w:p>
+    <w:p>
+      <w:r>
+        <w:rPr>
+          <w:sz w:val="20"/>
+        </w:rPr>
+        <w:t xml:space="preserve">★운영 함정3종: ①서비스 print stdout=cp1252 한글/★ 크래시→sys.stdout.reconfigure('utf-8'). ②NSSM AppDirectory "%~dp0"=경로깨짐→"%~dp0.". ③슬롯 이름≠폴더 중복→_folder 기준 제거.</w:t>
+      </w:r>
+    </w:p>
     <w:sectPr>
       <w:pgSz w:w="12240" w:h="15840"/>
       <w:pgMar w:top="1180" w:right="1180" w:bottom="1180" w:left="1180" w:header="708" w:footer="708" w:gutter="0"/>
